--- a/Reportes/FC_GarantiaP_SBAC325.docx
+++ b/Reportes/FC_GarantiaP_SBAC325.docx
@@ -43,6 +43,7 @@
         <w:autoSpaceDN w:val="0"/>
         <w:adjustRightInd w:val="0"/>
         <w:spacing w:after="0" w:line="240" w:lineRule="auto"/>
+        <w:ind w:left="360" w:hanging="360"/>
         <w:jc w:val="center"/>
         <w:rPr>
           <w:rFonts w:ascii="Arial" w:eastAsia="Times New Roman" w:hAnsi="Arial" w:cs="Arial"/>
@@ -284,7 +285,33 @@
           <w:sz w:val="19"/>
           <w:szCs w:val="24"/>
         </w:rPr>
-        <w:t>{custom.NumeroFianza}</w:t>
+        <w:t>{</w:t>
+      </w:r>
+      <w:proofErr w:type="spellStart"/>
+      <w:proofErr w:type="gramStart"/>
+      <w:r>
+        <w:rPr>
+          <w:rFonts w:ascii="Arial" w:eastAsia="Times New Roman" w:hAnsi="Arial" w:cs="Arial"/>
+          <w:b/>
+          <w:color w:val="000000"/>
+          <w:kern w:val="2"/>
+          <w:sz w:val="19"/>
+          <w:szCs w:val="24"/>
+        </w:rPr>
+        <w:t>custom.NumeroFianza</w:t>
+      </w:r>
+      <w:proofErr w:type="spellEnd"/>
+      <w:proofErr w:type="gramEnd"/>
+      <w:r>
+        <w:rPr>
+          <w:rFonts w:ascii="Arial" w:eastAsia="Times New Roman" w:hAnsi="Arial" w:cs="Arial"/>
+          <w:b/>
+          <w:color w:val="000000"/>
+          <w:kern w:val="2"/>
+          <w:sz w:val="19"/>
+          <w:szCs w:val="24"/>
+        </w:rPr>
+        <w:t>}</w:t>
       </w:r>
     </w:p>
     <w:p>
@@ -337,7 +364,33 @@
           <w:sz w:val="19"/>
           <w:szCs w:val="24"/>
         </w:rPr>
-        <w:t>{custom.Tenedor}</w:t>
+        <w:t>{</w:t>
+      </w:r>
+      <w:proofErr w:type="spellStart"/>
+      <w:proofErr w:type="gramStart"/>
+      <w:r>
+        <w:rPr>
+          <w:rFonts w:ascii="Arial" w:eastAsia="Times New Roman" w:hAnsi="Arial" w:cs="Arial"/>
+          <w:b/>
+          <w:color w:val="000000"/>
+          <w:kern w:val="2"/>
+          <w:sz w:val="19"/>
+          <w:szCs w:val="24"/>
+        </w:rPr>
+        <w:t>custom.Tenedor</w:t>
+      </w:r>
+      <w:proofErr w:type="spellEnd"/>
+      <w:proofErr w:type="gramEnd"/>
+      <w:r>
+        <w:rPr>
+          <w:rFonts w:ascii="Arial" w:eastAsia="Times New Roman" w:hAnsi="Arial" w:cs="Arial"/>
+          <w:b/>
+          <w:color w:val="000000"/>
+          <w:kern w:val="2"/>
+          <w:sz w:val="19"/>
+          <w:szCs w:val="24"/>
+        </w:rPr>
+        <w:t>}</w:t>
       </w:r>
     </w:p>
     <w:p>
@@ -390,7 +443,33 @@
           <w:sz w:val="19"/>
           <w:szCs w:val="24"/>
         </w:rPr>
-        <w:t>{custom.SumaTextoTotal}</w:t>
+        <w:t>{</w:t>
+      </w:r>
+      <w:proofErr w:type="spellStart"/>
+      <w:proofErr w:type="gramStart"/>
+      <w:r>
+        <w:rPr>
+          <w:rFonts w:ascii="Arial" w:eastAsia="Times New Roman" w:hAnsi="Arial" w:cs="Arial"/>
+          <w:b/>
+          <w:color w:val="000000"/>
+          <w:kern w:val="2"/>
+          <w:sz w:val="19"/>
+          <w:szCs w:val="24"/>
+        </w:rPr>
+        <w:t>custom.SumaTextoTotal</w:t>
+      </w:r>
+      <w:proofErr w:type="spellEnd"/>
+      <w:proofErr w:type="gramEnd"/>
+      <w:r>
+        <w:rPr>
+          <w:rFonts w:ascii="Arial" w:eastAsia="Times New Roman" w:hAnsi="Arial" w:cs="Arial"/>
+          <w:b/>
+          <w:color w:val="000000"/>
+          <w:kern w:val="2"/>
+          <w:sz w:val="19"/>
+          <w:szCs w:val="24"/>
+        </w:rPr>
+        <w:t>}</w:t>
       </w:r>
     </w:p>
     <w:p>
@@ -518,7 +597,7 @@
           <w:sz w:val="19"/>
           <w:szCs w:val="24"/>
         </w:rPr>
-        <w:t>{custom.SumaTextoTotal}</w:t>
+        <w:t>CONTRATISTA:</w:t>
       </w:r>
     </w:p>
     <w:p>
@@ -608,7 +687,33 @@
           <w:sz w:val="19"/>
           <w:szCs w:val="24"/>
         </w:rPr>
-        <w:t>{custom.DesdeTexto}</w:t>
+        <w:t>{</w:t>
+      </w:r>
+      <w:proofErr w:type="spellStart"/>
+      <w:proofErr w:type="gramStart"/>
+      <w:r>
+        <w:rPr>
+          <w:rFonts w:ascii="Arial" w:eastAsia="Times New Roman" w:hAnsi="Arial" w:cs="Arial"/>
+          <w:b/>
+          <w:color w:val="000000"/>
+          <w:kern w:val="2"/>
+          <w:sz w:val="19"/>
+          <w:szCs w:val="24"/>
+        </w:rPr>
+        <w:t>custom.DesdeTexto</w:t>
+      </w:r>
+      <w:proofErr w:type="spellEnd"/>
+      <w:proofErr w:type="gramEnd"/>
+      <w:r>
+        <w:rPr>
+          <w:rFonts w:ascii="Arial" w:eastAsia="Times New Roman" w:hAnsi="Arial" w:cs="Arial"/>
+          <w:b/>
+          <w:color w:val="000000"/>
+          <w:kern w:val="2"/>
+          <w:sz w:val="19"/>
+          <w:szCs w:val="24"/>
+        </w:rPr>
+        <w:t>}</w:t>
       </w:r>
     </w:p>
     <w:p>
@@ -661,7 +766,33 @@
           <w:sz w:val="19"/>
           <w:szCs w:val="24"/>
         </w:rPr>
-        <w:t>{custom.Descripcion}</w:t>
+        <w:t>{</w:t>
+      </w:r>
+      <w:proofErr w:type="spellStart"/>
+      <w:proofErr w:type="gramStart"/>
+      <w:r>
+        <w:rPr>
+          <w:rFonts w:ascii="Arial" w:eastAsia="Times New Roman" w:hAnsi="Arial" w:cs="Arial"/>
+          <w:b/>
+          <w:color w:val="000000"/>
+          <w:kern w:val="2"/>
+          <w:sz w:val="19"/>
+          <w:szCs w:val="24"/>
+        </w:rPr>
+        <w:t>custom.Descripcion</w:t>
+      </w:r>
+      <w:proofErr w:type="spellEnd"/>
+      <w:proofErr w:type="gramEnd"/>
+      <w:r>
+        <w:rPr>
+          <w:rFonts w:ascii="Arial" w:eastAsia="Times New Roman" w:hAnsi="Arial" w:cs="Arial"/>
+          <w:b/>
+          <w:color w:val="000000"/>
+          <w:kern w:val="2"/>
+          <w:sz w:val="19"/>
+          <w:szCs w:val="24"/>
+        </w:rPr>
+        <w:t>}</w:t>
       </w:r>
     </w:p>
     <w:p>
@@ -699,7 +830,29 @@
           <w:sz w:val="19"/>
           <w:szCs w:val="24"/>
         </w:rPr>
-        <w:t>CONTRATO N0.(EL CONTRATO):</w:t>
+        <w:t>CONTRATO N</w:t>
+      </w:r>
+      <w:proofErr w:type="gramStart"/>
+      <w:r>
+        <w:rPr>
+          <w:rFonts w:ascii="Arial" w:eastAsia="Times New Roman" w:hAnsi="Arial" w:cs="Arial"/>
+          <w:color w:val="000000"/>
+          <w:kern w:val="2"/>
+          <w:sz w:val="19"/>
+          <w:szCs w:val="24"/>
+        </w:rPr>
+        <w:t>0.(</w:t>
+      </w:r>
+      <w:proofErr w:type="gramEnd"/>
+      <w:r>
+        <w:rPr>
+          <w:rFonts w:ascii="Arial" w:eastAsia="Times New Roman" w:hAnsi="Arial" w:cs="Arial"/>
+          <w:color w:val="000000"/>
+          <w:kern w:val="2"/>
+          <w:sz w:val="19"/>
+          <w:szCs w:val="24"/>
+        </w:rPr>
+        <w:t>EL CONTRATO):</w:t>
       </w:r>
     </w:p>
     <w:p>
@@ -759,7 +912,29 @@
           <w:sz w:val="19"/>
           <w:szCs w:val="24"/>
         </w:rPr>
-        <w:t>Conste por el presente documento que LA FIADORA (y COFIADORAS de darse el caso) suscrita(s) a continuación, por este medio le garantiza(n) a las personas que hayan prestado servicios de mano de obra o suministrado materiales a EL CONTRATISTA, que recibirán las sumas que éste les adeude, no pagadas, en concepto de mano de obra prestada o materiales suministrados en cumplimiento de la obra objeto de EL CONTRATO.</w:t>
+        <w:t xml:space="preserve">Conste por el presente documento que LA FIADORA (y COFIADORAS de darse el caso) suscrita(s) a continuación, por este medio le garantiza(n) a las personas que hayan prestado servicios de mano de obra o </w:t>
+      </w:r>
+      <w:proofErr w:type="gramStart"/>
+      <w:r>
+        <w:rPr>
+          <w:rFonts w:ascii="Arial" w:eastAsia="Times New Roman" w:hAnsi="Arial" w:cs="Arial"/>
+          <w:color w:val="000000"/>
+          <w:kern w:val="2"/>
+          <w:sz w:val="19"/>
+          <w:szCs w:val="24"/>
+        </w:rPr>
+        <w:t>suministrado materiales</w:t>
+      </w:r>
+      <w:proofErr w:type="gramEnd"/>
+      <w:r>
+        <w:rPr>
+          <w:rFonts w:ascii="Arial" w:eastAsia="Times New Roman" w:hAnsi="Arial" w:cs="Arial"/>
+          <w:color w:val="000000"/>
+          <w:kern w:val="2"/>
+          <w:sz w:val="19"/>
+          <w:szCs w:val="24"/>
+        </w:rPr>
+        <w:t xml:space="preserve"> a EL CONTRATISTA, que recibirán las sumas que éste les adeude, no pagadas, en concepto de mano de obra prestada o materiales suministrados en cumplimiento de la obra objeto de EL CONTRATO.</w:t>
       </w:r>
     </w:p>
     <w:p>
@@ -1042,7 +1217,51 @@
           <w:sz w:val="19"/>
           <w:szCs w:val="24"/>
         </w:rPr>
-        <w:t>LA FIADORA y COFIADORA(S) garantiza(n) a LA AUTORIDAD que las personas que hayan prestado servicios de mano de obra o suministrado materiales a EL CONTRATISTA, recibirán las sumas que éste les adeude, no pagadas, prestadas en cumplimiento de l a obra objeto de EL CONTRATO.</w:t>
+        <w:t xml:space="preserve">LA FIADORA y COFIADORA(S) garantiza(n) a LA AUTORIDAD que las personas que hayan prestado servicios de mano de obra o </w:t>
+      </w:r>
+      <w:proofErr w:type="gramStart"/>
+      <w:r>
+        <w:rPr>
+          <w:rFonts w:ascii="Arial" w:eastAsia="Times New Roman" w:hAnsi="Arial" w:cs="Arial"/>
+          <w:color w:val="000000"/>
+          <w:kern w:val="2"/>
+          <w:sz w:val="19"/>
+          <w:szCs w:val="24"/>
+        </w:rPr>
+        <w:t>suministrado materiales</w:t>
+      </w:r>
+      <w:proofErr w:type="gramEnd"/>
+      <w:r>
+        <w:rPr>
+          <w:rFonts w:ascii="Arial" w:eastAsia="Times New Roman" w:hAnsi="Arial" w:cs="Arial"/>
+          <w:color w:val="000000"/>
+          <w:kern w:val="2"/>
+          <w:sz w:val="19"/>
+          <w:szCs w:val="24"/>
+        </w:rPr>
+        <w:t xml:space="preserve"> a EL CONTRATISTA, recibirán las sumas que éste les adeude, no pagadas, prestadas en cumplimiento de </w:t>
+      </w:r>
+      <w:proofErr w:type="spellStart"/>
+      <w:r>
+        <w:rPr>
+          <w:rFonts w:ascii="Arial" w:eastAsia="Times New Roman" w:hAnsi="Arial" w:cs="Arial"/>
+          <w:color w:val="000000"/>
+          <w:kern w:val="2"/>
+          <w:sz w:val="19"/>
+          <w:szCs w:val="24"/>
+        </w:rPr>
+        <w:t>l a</w:t>
+      </w:r>
+      <w:proofErr w:type="spellEnd"/>
+      <w:r>
+        <w:rPr>
+          <w:rFonts w:ascii="Arial" w:eastAsia="Times New Roman" w:hAnsi="Arial" w:cs="Arial"/>
+          <w:color w:val="000000"/>
+          <w:kern w:val="2"/>
+          <w:sz w:val="19"/>
+          <w:szCs w:val="24"/>
+        </w:rPr>
+        <w:t xml:space="preserve"> obra objeto de EL CONTRATO.</w:t>
       </w:r>
     </w:p>
     <w:p>
@@ -1100,7 +1319,29 @@
           <w:sz w:val="19"/>
           <w:szCs w:val="24"/>
         </w:rPr>
-        <w:t>LA FIADORA y COFIADORA(S) renuncian a la notificación por parte de LA AUTORIDAD de las modificaciones a EL CONTRATO, siempre y cuando estas no excedan, en su totalidad, al quince (15) por ciento de la cuantía del contrato original, y no varíen de manera sustancial el objeto del mismo.</w:t>
+        <w:t xml:space="preserve">LA FIADORA y COFIADORA(S) renuncian a la notificación por parte de LA AUTORIDAD de las modificaciones a EL CONTRATO, siempre y cuando estas no excedan, en su totalidad, al quince (15) por ciento de la cuantía del contrato original, y no varíen de manera sustancial el objeto </w:t>
+      </w:r>
+      <w:proofErr w:type="gramStart"/>
+      <w:r>
+        <w:rPr>
+          <w:rFonts w:ascii="Arial" w:eastAsia="Times New Roman" w:hAnsi="Arial" w:cs="Arial"/>
+          <w:color w:val="000000"/>
+          <w:kern w:val="2"/>
+          <w:sz w:val="19"/>
+          <w:szCs w:val="24"/>
+        </w:rPr>
+        <w:t>del mismo</w:t>
+      </w:r>
+      <w:proofErr w:type="gramEnd"/>
+      <w:r>
+        <w:rPr>
+          <w:rFonts w:ascii="Arial" w:eastAsia="Times New Roman" w:hAnsi="Arial" w:cs="Arial"/>
+          <w:color w:val="000000"/>
+          <w:kern w:val="2"/>
+          <w:sz w:val="19"/>
+          <w:szCs w:val="24"/>
+        </w:rPr>
+        <w:t>.</w:t>
       </w:r>
     </w:p>
     <w:p>
@@ -1216,7 +1457,29 @@
           <w:sz w:val="19"/>
           <w:szCs w:val="24"/>
         </w:rPr>
-        <w:t>A cada proveedor se le pagará el valor del  material suministrado bajo EL CONTRATO que se le adeude.</w:t>
+        <w:t xml:space="preserve">A cada proveedor se le pagará el valor </w:t>
+      </w:r>
+      <w:proofErr w:type="gramStart"/>
+      <w:r>
+        <w:rPr>
+          <w:rFonts w:ascii="Arial" w:eastAsia="Times New Roman" w:hAnsi="Arial" w:cs="Arial"/>
+          <w:color w:val="000000"/>
+          <w:kern w:val="2"/>
+          <w:sz w:val="19"/>
+          <w:szCs w:val="24"/>
+        </w:rPr>
+        <w:t>del  material</w:t>
+      </w:r>
+      <w:proofErr w:type="gramEnd"/>
+      <w:r>
+        <w:rPr>
+          <w:rFonts w:ascii="Arial" w:eastAsia="Times New Roman" w:hAnsi="Arial" w:cs="Arial"/>
+          <w:color w:val="000000"/>
+          <w:kern w:val="2"/>
+          <w:sz w:val="19"/>
+          <w:szCs w:val="24"/>
+        </w:rPr>
+        <w:t xml:space="preserve"> suministrado bajo EL CONTRATO que se le adeude.</w:t>
       </w:r>
     </w:p>
     <w:p>
@@ -1409,7 +1672,29 @@
           <w:sz w:val="19"/>
           <w:szCs w:val="24"/>
         </w:rPr>
-        <w:t>Esta fianza permanecerá vigente hasta 180 días después del último anuncio de aceptación de la obras, que hará EL CONTRATISTA por tres  (3) veces consecutivas en un diario de circulación nacional, informando que la obra ha sido recibida a satisfacción por LA AUTORIDAD, y quien tenga reclamos pendientes contra EL CONTRATISTA por servicios de mano de obra prestados o materiales suministrados, deberá presentarlos dentro de los 180 días siguientes. En todo caso, EL CONTRATISTA, para recibir el pago final, se obliga a hacer publicaciones respectivas dentro del término de 30 días subsiguientes a la fecha de la aceptación final de la obra por parte de LA AUTORIDAD.</w:t>
+        <w:t xml:space="preserve">Esta fianza permanecerá vigente hasta 180 días después del último anuncio de aceptación de la obras, que hará EL CONTRATISTA por </w:t>
+      </w:r>
+      <w:proofErr w:type="gramStart"/>
+      <w:r>
+        <w:rPr>
+          <w:rFonts w:ascii="Arial" w:eastAsia="Times New Roman" w:hAnsi="Arial" w:cs="Arial"/>
+          <w:color w:val="000000"/>
+          <w:kern w:val="2"/>
+          <w:sz w:val="19"/>
+          <w:szCs w:val="24"/>
+        </w:rPr>
+        <w:t>tres  (</w:t>
+      </w:r>
+      <w:proofErr w:type="gramEnd"/>
+      <w:r>
+        <w:rPr>
+          <w:rFonts w:ascii="Arial" w:eastAsia="Times New Roman" w:hAnsi="Arial" w:cs="Arial"/>
+          <w:color w:val="000000"/>
+          <w:kern w:val="2"/>
+          <w:sz w:val="19"/>
+          <w:szCs w:val="24"/>
+        </w:rPr>
+        <w:t>3) veces consecutivas en un diario de circulación nacional, informando que la obra ha sido recibida a satisfacción por LA AUTORIDAD, y quien tenga reclamos pendientes contra EL CONTRATISTA por servicios de mano de obra prestados o materiales suministrados, deberá presentarlos dentro de los 180 días siguientes. En todo caso, EL CONTRATISTA, para recibir el pago final, se obliga a hacer publicaciones respectivas dentro del término de 30 días subsiguientes a la fecha de la aceptación final de la obra por parte de LA AUTORIDAD.</w:t>
       </w:r>
     </w:p>
     <w:p>
@@ -2175,7 +2460,51 @@
           <w:sz w:val="19"/>
           <w:szCs w:val="24"/>
         </w:rPr>
-        <w:t>Toda reclamación o demanda proveniente de, o relacionada con, esta fianza, deberá entablarse por las personas que hayan prestado servicios de mano de obra o suministrado materiales a EL CONTRATISTA en contra de EL CONTRATISTA conjuntamente con LA FIADORA y COFIADORA(S). Para estos efectos, LA AUTORIDAD suministrará, a requerimiento, copias de la presente fianza a las personas que hayan prestado servicios de mano de obra o suministrado materiales a EL CONTRATISTA.</w:t>
+        <w:t xml:space="preserve">Toda reclamación o demanda proveniente de, o relacionada con, esta fianza, deberá entablarse por las personas que hayan prestado servicios de mano de obra o </w:t>
+      </w:r>
+      <w:proofErr w:type="gramStart"/>
+      <w:r>
+        <w:rPr>
+          <w:rFonts w:ascii="Arial" w:eastAsia="Times New Roman" w:hAnsi="Arial" w:cs="Arial"/>
+          <w:color w:val="000000"/>
+          <w:kern w:val="2"/>
+          <w:sz w:val="19"/>
+          <w:szCs w:val="24"/>
+        </w:rPr>
+        <w:t>suministrado materiales</w:t>
+      </w:r>
+      <w:proofErr w:type="gramEnd"/>
+      <w:r>
+        <w:rPr>
+          <w:rFonts w:ascii="Arial" w:eastAsia="Times New Roman" w:hAnsi="Arial" w:cs="Arial"/>
+          <w:color w:val="000000"/>
+          <w:kern w:val="2"/>
+          <w:sz w:val="19"/>
+          <w:szCs w:val="24"/>
+        </w:rPr>
+        <w:t xml:space="preserve"> a EL CONTRATISTA en contra de EL CONTRATISTA conjuntamente con LA FIADORA y COFIADORA(S). Para estos efectos, LA AUTORIDAD suministrará, a requerimiento, copias de la presente fianza a las personas que hayan prestado servicios de mano de obra o </w:t>
+      </w:r>
+      <w:proofErr w:type="gramStart"/>
+      <w:r>
+        <w:rPr>
+          <w:rFonts w:ascii="Arial" w:eastAsia="Times New Roman" w:hAnsi="Arial" w:cs="Arial"/>
+          <w:color w:val="000000"/>
+          <w:kern w:val="2"/>
+          <w:sz w:val="19"/>
+          <w:szCs w:val="24"/>
+        </w:rPr>
+        <w:t>suministrado materiales</w:t>
+      </w:r>
+      <w:proofErr w:type="gramEnd"/>
+      <w:r>
+        <w:rPr>
+          <w:rFonts w:ascii="Arial" w:eastAsia="Times New Roman" w:hAnsi="Arial" w:cs="Arial"/>
+          <w:color w:val="000000"/>
+          <w:kern w:val="2"/>
+          <w:sz w:val="19"/>
+          <w:szCs w:val="24"/>
+        </w:rPr>
+        <w:t xml:space="preserve"> a EL CONTRATISTA.</w:t>
       </w:r>
     </w:p>
     <w:p>
@@ -2736,7 +3065,19 @@
           <w:sz w:val="19"/>
           <w:szCs w:val="24"/>
         </w:rPr>
-        <w:t>EN FE DE LO CUAL, se suscribe esta Fianza en la Ciudad de Panamá, Rep. de Panamá, el {custom.FechaActual</w:t>
+        <w:t>EN FE DE LO CUAL, se suscribe esta Fianza en la Ciudad de Panamá, Rep. de Panamá, el {</w:t>
+      </w:r>
+      <w:proofErr w:type="spellStart"/>
+      <w:proofErr w:type="gramStart"/>
+      <w:r>
+        <w:rPr>
+          <w:rFonts w:ascii="Arial" w:eastAsia="Times New Roman" w:hAnsi="Arial" w:cs="Arial"/>
+          <w:color w:val="000000"/>
+          <w:kern w:val="2"/>
+          <w:sz w:val="19"/>
+          <w:szCs w:val="24"/>
+        </w:rPr>
+        <w:t>custom.FechaActual</w:t>
       </w:r>
       <w:r>
         <w:rPr>
@@ -2748,6 +3089,8 @@
         </w:rPr>
         <w:t>TextoMin</w:t>
       </w:r>
+      <w:proofErr w:type="spellEnd"/>
+      <w:proofErr w:type="gramEnd"/>
       <w:r>
         <w:rPr>
           <w:rFonts w:ascii="Arial" w:eastAsia="Times New Roman" w:hAnsi="Arial" w:cs="Arial"/>
@@ -2971,7 +3314,33 @@
           <w:sz w:val="19"/>
           <w:szCs w:val="24"/>
         </w:rPr>
-        <w:t>{custom.Tenedor}</w:t>
+        <w:t>{</w:t>
+      </w:r>
+      <w:proofErr w:type="spellStart"/>
+      <w:proofErr w:type="gramStart"/>
+      <w:r>
+        <w:rPr>
+          <w:rFonts w:ascii="Arial" w:eastAsia="Times New Roman" w:hAnsi="Arial" w:cs="Arial"/>
+          <w:b/>
+          <w:color w:val="000000"/>
+          <w:kern w:val="2"/>
+          <w:sz w:val="19"/>
+          <w:szCs w:val="24"/>
+        </w:rPr>
+        <w:t>custom.Tenedor</w:t>
+      </w:r>
+      <w:proofErr w:type="spellEnd"/>
+      <w:proofErr w:type="gramEnd"/>
+      <w:r>
+        <w:rPr>
+          <w:rFonts w:ascii="Arial" w:eastAsia="Times New Roman" w:hAnsi="Arial" w:cs="Arial"/>
+          <w:b/>
+          <w:color w:val="000000"/>
+          <w:kern w:val="2"/>
+          <w:sz w:val="19"/>
+          <w:szCs w:val="24"/>
+        </w:rPr>
+        <w:t>}</w:t>
       </w:r>
     </w:p>
     <w:p>
@@ -3269,7 +3638,44 @@
           <w:sz w:val="19"/>
           <w:szCs w:val="24"/>
         </w:rPr>
-        <w:t>{custom.MonedaTotal}</w:t>
+        <w:t>{</w:t>
+      </w:r>
+      <w:proofErr w:type="spellStart"/>
+      <w:proofErr w:type="gramStart"/>
+      <w:r>
+        <w:rPr>
+          <w:rFonts w:ascii="Arial" w:eastAsia="Times New Roman" w:hAnsi="Arial" w:cs="Arial"/>
+          <w:b/>
+          <w:color w:val="000000"/>
+          <w:kern w:val="2"/>
+          <w:sz w:val="19"/>
+          <w:szCs w:val="24"/>
+        </w:rPr>
+        <w:t>custom.Moneda</w:t>
+      </w:r>
+      <w:r>
+        <w:rPr>
+          <w:rFonts w:ascii="Arial" w:eastAsia="Times New Roman" w:hAnsi="Arial" w:cs="Arial"/>
+          <w:b/>
+          <w:color w:val="000000"/>
+          <w:kern w:val="2"/>
+          <w:sz w:val="19"/>
+          <w:szCs w:val="24"/>
+        </w:rPr>
+        <w:t>Monto</w:t>
+      </w:r>
+      <w:proofErr w:type="spellEnd"/>
+      <w:proofErr w:type="gramEnd"/>
+      <w:r>
+        <w:rPr>
+          <w:rFonts w:ascii="Arial" w:eastAsia="Times New Roman" w:hAnsi="Arial" w:cs="Arial"/>
+          <w:b/>
+          <w:color w:val="000000"/>
+          <w:kern w:val="2"/>
+          <w:sz w:val="19"/>
+          <w:szCs w:val="24"/>
+        </w:rPr>
+        <w:t>}</w:t>
       </w:r>
     </w:p>
     <w:p>
